--- a/Отчёты/Отчёт к лр 2.docx
+++ b/Отчёты/Отчёт к лр 2.docx
@@ -13,6 +13,7 @@
           <w:szCs w:val="28"/>
         </w:rPr>
       </w:pPr>
+      <w:bookmarkStart w:id="0" w:name="_GoBack"/>
       <w:r>
         <w:rPr>
           <w:rFonts w:ascii="Times New Roman" w:eastAsia="Times New Roman" w:hAnsi="Times New Roman" w:cs="Times New Roman"/>
@@ -608,6 +609,7 @@
         <w:t xml:space="preserve"> </w:t>
       </w:r>
     </w:p>
+    <w:bookmarkEnd w:id="0"/>
     <w:p>
       <w:pPr>
         <w:rPr>
@@ -656,6 +658,7 @@
         <w:ind w:firstLine="708"/>
         <w:rPr>
           <w:rFonts w:ascii="Times New Roman" w:hAnsi="Times New Roman" w:cs="Times New Roman"/>
+          <w:noProof/>
           <w:sz w:val="28"/>
           <w:szCs w:val="28"/>
         </w:rPr>
@@ -697,174 +700,27 @@
     </w:p>
     <w:p>
       <w:pPr>
+        <w:spacing w:line="278" w:lineRule="auto"/>
         <w:jc w:val="center"/>
         <w:rPr>
           <w:rFonts w:ascii="Times New Roman" w:hAnsi="Times New Roman" w:cs="Times New Roman"/>
-          <w:sz w:val="28"/>
-          <w:szCs w:val="28"/>
-        </w:rPr>
-      </w:pPr>
-      <w:r>
-        <w:rPr>
-          <w:rFonts w:ascii="Times New Roman" w:hAnsi="Times New Roman" w:cs="Times New Roman"/>
           <w:noProof/>
           <w:sz w:val="28"/>
           <w:szCs w:val="28"/>
         </w:rPr>
+      </w:pPr>
+      <w:r>
+        <w:rPr>
+          <w:rFonts w:ascii="Times New Roman" w:hAnsi="Times New Roman" w:cs="Times New Roman"/>
+          <w:noProof/>
+          <w:sz w:val="28"/>
+          <w:szCs w:val="28"/>
+        </w:rPr>
         <w:drawing>
-          <wp:inline distT="0" distB="0" distL="0" distR="0" wp14:anchorId="09F76975" wp14:editId="74691B3D">
-            <wp:extent cx="5026025" cy="2255936"/>
-            <wp:effectExtent l="0" t="0" r="3175" b="0"/>
+          <wp:inline distT="0" distB="0" distL="0" distR="0" wp14:anchorId="6F959053" wp14:editId="21AEC263">
+            <wp:extent cx="5032375" cy="2462125"/>
+            <wp:effectExtent l="0" t="0" r="0" b="0"/>
             <wp:docPr id="1" name="Рисунок 1"/>
-            <wp:cNvGraphicFramePr>
-              <a:graphicFrameLocks xmlns:a="http://schemas.openxmlformats.org/drawingml/2006/main" noChangeAspect="1"/>
-            </wp:cNvGraphicFramePr>
-            <a:graphic xmlns:a="http://schemas.openxmlformats.org/drawingml/2006/main">
-              <a:graphicData uri="http://schemas.openxmlformats.org/drawingml/2006/picture">
-                <pic:pic xmlns:pic="http://schemas.openxmlformats.org/drawingml/2006/picture">
-                  <pic:nvPicPr>
-                    <pic:cNvPr id="1" name=""/>
-                    <pic:cNvPicPr/>
-                  </pic:nvPicPr>
-                  <pic:blipFill>
-                    <a:blip r:embed="rId4"/>
-                    <a:stretch>
-                      <a:fillRect/>
-                    </a:stretch>
-                  </pic:blipFill>
-                  <pic:spPr>
-                    <a:xfrm>
-                      <a:off x="0" y="0"/>
-                      <a:ext cx="5054634" cy="2268777"/>
-                    </a:xfrm>
-                    <a:prstGeom prst="rect">
-                      <a:avLst/>
-                    </a:prstGeom>
-                  </pic:spPr>
-                </pic:pic>
-              </a:graphicData>
-            </a:graphic>
-          </wp:inline>
-        </w:drawing>
-      </w:r>
-    </w:p>
-    <w:p>
-      <w:pPr>
-        <w:ind w:firstLine="708"/>
-        <w:rPr>
-          <w:rFonts w:ascii="Times New Roman" w:hAnsi="Times New Roman" w:cs="Times New Roman"/>
-          <w:sz w:val="28"/>
-          <w:szCs w:val="28"/>
-        </w:rPr>
-      </w:pPr>
-      <w:r>
-        <w:rPr>
-          <w:rFonts w:ascii="Times New Roman" w:hAnsi="Times New Roman" w:cs="Times New Roman"/>
-          <w:sz w:val="28"/>
-          <w:szCs w:val="28"/>
-        </w:rPr>
-        <w:t xml:space="preserve">2. </w:t>
-      </w:r>
-      <w:r>
-        <w:rPr>
-          <w:rFonts w:ascii="Times New Roman" w:hAnsi="Times New Roman" w:cs="Times New Roman"/>
-          <w:sz w:val="28"/>
-          <w:szCs w:val="28"/>
-        </w:rPr>
-        <w:t xml:space="preserve">Напишите запрос, выводящий заданные столбцы товаров без дубликатов (DISTINCT), с псевдонимами столбцов. </w:t>
-      </w:r>
-    </w:p>
-    <w:p>
-      <w:pPr>
-        <w:rPr>
-          <w:rFonts w:ascii="Times New Roman" w:hAnsi="Times New Roman" w:cs="Times New Roman"/>
-          <w:sz w:val="28"/>
-          <w:szCs w:val="28"/>
-        </w:rPr>
-      </w:pPr>
-      <w:r>
-        <w:rPr>
-          <w:rFonts w:ascii="Times New Roman" w:hAnsi="Times New Roman" w:cs="Times New Roman"/>
-          <w:sz w:val="28"/>
-          <w:szCs w:val="28"/>
-        </w:rPr>
-        <w:t>Назначение: вывести уникальные названия и цены товаров, используя псевдонимы столбцов для удобства чтения.</w:t>
-      </w:r>
-    </w:p>
-    <w:p>
-      <w:pPr>
-        <w:jc w:val="center"/>
-        <w:rPr>
-          <w:rFonts w:ascii="Times New Roman" w:hAnsi="Times New Roman" w:cs="Times New Roman"/>
-          <w:sz w:val="28"/>
-          <w:szCs w:val="28"/>
-        </w:rPr>
-      </w:pPr>
-      <w:r>
-        <w:rPr>
-          <w:rFonts w:ascii="Times New Roman" w:hAnsi="Times New Roman" w:cs="Times New Roman"/>
-          <w:noProof/>
-          <w:sz w:val="28"/>
-          <w:szCs w:val="28"/>
-        </w:rPr>
-        <w:drawing>
-          <wp:inline distT="0" distB="0" distL="0" distR="0" wp14:anchorId="23CD8A8F" wp14:editId="298AD17B">
-            <wp:extent cx="5191125" cy="1260741"/>
-            <wp:effectExtent l="0" t="0" r="0" b="0"/>
-            <wp:docPr id="2" name="Рисунок 2"/>
-            <wp:cNvGraphicFramePr>
-              <a:graphicFrameLocks xmlns:a="http://schemas.openxmlformats.org/drawingml/2006/main" noChangeAspect="1"/>
-            </wp:cNvGraphicFramePr>
-            <a:graphic xmlns:a="http://schemas.openxmlformats.org/drawingml/2006/main">
-              <a:graphicData uri="http://schemas.openxmlformats.org/drawingml/2006/picture">
-                <pic:pic xmlns:pic="http://schemas.openxmlformats.org/drawingml/2006/picture">
-                  <pic:nvPicPr>
-                    <pic:cNvPr id="1" name=""/>
-                    <pic:cNvPicPr/>
-                  </pic:nvPicPr>
-                  <pic:blipFill>
-                    <a:blip r:embed="rId5"/>
-                    <a:stretch>
-                      <a:fillRect/>
-                    </a:stretch>
-                  </pic:blipFill>
-                  <pic:spPr>
-                    <a:xfrm>
-                      <a:off x="0" y="0"/>
-                      <a:ext cx="5275338" cy="1281193"/>
-                    </a:xfrm>
-                    <a:prstGeom prst="rect">
-                      <a:avLst/>
-                    </a:prstGeom>
-                  </pic:spPr>
-                </pic:pic>
-              </a:graphicData>
-            </a:graphic>
-          </wp:inline>
-        </w:drawing>
-      </w:r>
-    </w:p>
-    <w:p>
-      <w:pPr>
-        <w:jc w:val="center"/>
-        <w:rPr>
-          <w:rFonts w:ascii="Times New Roman" w:hAnsi="Times New Roman" w:cs="Times New Roman"/>
-          <w:sz w:val="28"/>
-          <w:szCs w:val="28"/>
-        </w:rPr>
-      </w:pPr>
-      <w:r>
-        <w:rPr>
-          <w:rFonts w:ascii="Times New Roman" w:hAnsi="Times New Roman" w:cs="Times New Roman"/>
-          <w:noProof/>
-          <w:sz w:val="28"/>
-          <w:szCs w:val="28"/>
-        </w:rPr>
-        <w:drawing>
-          <wp:inline distT="0" distB="0" distL="0" distR="0" wp14:anchorId="7AAAA8A4" wp14:editId="42890B18">
-            <wp:extent cx="3577392" cy="2226811"/>
-            <wp:effectExtent l="0" t="0" r="4445" b="2540"/>
-            <wp:docPr id="3" name="Рисунок 3"/>
             <wp:cNvGraphicFramePr>
               <a:graphicFrameLocks xmlns:a="http://schemas.openxmlformats.org/drawingml/2006/main" noChangeAspect="1"/>
             </wp:cNvGraphicFramePr>
@@ -884,7 +740,7 @@
                   <pic:spPr>
                     <a:xfrm>
                       <a:off x="0" y="0"/>
-                      <a:ext cx="3617051" cy="2251498"/>
+                      <a:ext cx="5062409" cy="2476819"/>
                     </a:xfrm>
                     <a:prstGeom prst="rect">
                       <a:avLst/>
@@ -899,69 +755,27 @@
     </w:p>
     <w:p>
       <w:pPr>
-        <w:ind w:firstLine="708"/>
-        <w:rPr>
-          <w:rFonts w:ascii="Times New Roman" w:hAnsi="Times New Roman" w:cs="Times New Roman"/>
-          <w:sz w:val="28"/>
-          <w:szCs w:val="28"/>
-        </w:rPr>
-      </w:pPr>
-      <w:r>
-        <w:rPr>
-          <w:rFonts w:ascii="Times New Roman" w:hAnsi="Times New Roman" w:cs="Times New Roman"/>
-          <w:sz w:val="28"/>
-          <w:szCs w:val="28"/>
-        </w:rPr>
-        <w:lastRenderedPageBreak/>
-        <w:t xml:space="preserve">3. </w:t>
-      </w:r>
-      <w:r>
-        <w:rPr>
-          <w:rFonts w:ascii="Times New Roman" w:hAnsi="Times New Roman" w:cs="Times New Roman"/>
-          <w:sz w:val="28"/>
-          <w:szCs w:val="28"/>
-        </w:rPr>
-        <w:t xml:space="preserve">Напишите запрос с фильтрацией по нескольким условиям, объединённым AND и OR со скобками. </w:t>
-      </w:r>
-    </w:p>
-    <w:p>
-      <w:pPr>
-        <w:rPr>
-          <w:rFonts w:ascii="Times New Roman" w:hAnsi="Times New Roman" w:cs="Times New Roman"/>
-          <w:sz w:val="28"/>
-          <w:szCs w:val="28"/>
-        </w:rPr>
-      </w:pPr>
-      <w:r>
-        <w:rPr>
-          <w:rFonts w:ascii="Times New Roman" w:hAnsi="Times New Roman" w:cs="Times New Roman"/>
-          <w:sz w:val="28"/>
-          <w:szCs w:val="28"/>
-        </w:rPr>
-        <w:t>Назначение: выбрать активные товары, которые либо стоят дороже 5000, либо относятся к указанным категориям.</w:t>
-      </w:r>
-    </w:p>
-    <w:p>
-      <w:pPr>
+        <w:spacing w:line="278" w:lineRule="auto"/>
         <w:jc w:val="center"/>
         <w:rPr>
           <w:rFonts w:ascii="Times New Roman" w:hAnsi="Times New Roman" w:cs="Times New Roman"/>
-          <w:sz w:val="28"/>
-          <w:szCs w:val="28"/>
-        </w:rPr>
-      </w:pPr>
-      <w:r>
-        <w:rPr>
-          <w:rFonts w:ascii="Times New Roman" w:hAnsi="Times New Roman" w:cs="Times New Roman"/>
           <w:noProof/>
           <w:sz w:val="28"/>
           <w:szCs w:val="28"/>
         </w:rPr>
+      </w:pPr>
+      <w:r>
+        <w:rPr>
+          <w:rFonts w:ascii="Times New Roman" w:hAnsi="Times New Roman" w:cs="Times New Roman"/>
+          <w:noProof/>
+          <w:sz w:val="28"/>
+          <w:szCs w:val="28"/>
+        </w:rPr>
         <w:drawing>
-          <wp:inline distT="0" distB="0" distL="0" distR="0" wp14:anchorId="344D166C" wp14:editId="692D98A3">
-            <wp:extent cx="4908550" cy="1327486"/>
-            <wp:effectExtent l="0" t="0" r="6350" b="6350"/>
-            <wp:docPr id="4" name="Рисунок 4"/>
+          <wp:inline distT="0" distB="0" distL="0" distR="0" wp14:anchorId="2BD00BD1" wp14:editId="40AADC27">
+            <wp:extent cx="4124325" cy="1485286"/>
+            <wp:effectExtent l="0" t="0" r="0" b="635"/>
+            <wp:docPr id="12" name="Рисунок 12"/>
             <wp:cNvGraphicFramePr>
               <a:graphicFrameLocks xmlns:a="http://schemas.openxmlformats.org/drawingml/2006/main" noChangeAspect="1"/>
             </wp:cNvGraphicFramePr>
@@ -981,7 +795,7 @@
                   <pic:spPr>
                     <a:xfrm>
                       <a:off x="0" y="0"/>
-                      <a:ext cx="5088541" cy="1376163"/>
+                      <a:ext cx="4198211" cy="1511894"/>
                     </a:xfrm>
                     <a:prstGeom prst="rect">
                       <a:avLst/>
@@ -996,6 +810,49 @@
     </w:p>
     <w:p>
       <w:pPr>
+        <w:ind w:firstLine="708"/>
+        <w:rPr>
+          <w:rFonts w:ascii="Times New Roman" w:hAnsi="Times New Roman" w:cs="Times New Roman"/>
+          <w:sz w:val="28"/>
+          <w:szCs w:val="28"/>
+        </w:rPr>
+      </w:pPr>
+      <w:r>
+        <w:rPr>
+          <w:rFonts w:ascii="Times New Roman" w:hAnsi="Times New Roman" w:cs="Times New Roman"/>
+          <w:sz w:val="28"/>
+          <w:szCs w:val="28"/>
+        </w:rPr>
+        <w:t xml:space="preserve">2. </w:t>
+      </w:r>
+      <w:r>
+        <w:rPr>
+          <w:rFonts w:ascii="Times New Roman" w:hAnsi="Times New Roman" w:cs="Times New Roman"/>
+          <w:sz w:val="28"/>
+          <w:szCs w:val="28"/>
+        </w:rPr>
+        <w:t xml:space="preserve">Напишите запрос, выводящий заданные столбцы товаров без дубликатов (DISTINCT), с псевдонимами столбцов. </w:t>
+      </w:r>
+    </w:p>
+    <w:p>
+      <w:pPr>
+        <w:rPr>
+          <w:rFonts w:ascii="Times New Roman" w:hAnsi="Times New Roman" w:cs="Times New Roman"/>
+          <w:sz w:val="28"/>
+          <w:szCs w:val="28"/>
+        </w:rPr>
+      </w:pPr>
+      <w:r>
+        <w:rPr>
+          <w:rFonts w:ascii="Times New Roman" w:hAnsi="Times New Roman" w:cs="Times New Roman"/>
+          <w:sz w:val="28"/>
+          <w:szCs w:val="28"/>
+        </w:rPr>
+        <w:t>Назначение: вывести уникальные названия и цены товаров, используя псевдонимы столбцов для удобства чтения.</w:t>
+      </w:r>
+    </w:p>
+    <w:p>
+      <w:pPr>
         <w:jc w:val="center"/>
         <w:rPr>
           <w:rFonts w:ascii="Times New Roman" w:hAnsi="Times New Roman" w:cs="Times New Roman"/>
@@ -1011,10 +868,10 @@
           <w:szCs w:val="28"/>
         </w:rPr>
         <w:drawing>
-          <wp:inline distT="0" distB="0" distL="0" distR="0" wp14:anchorId="3FEB7F25" wp14:editId="6C08D1FB">
-            <wp:extent cx="3634433" cy="1983301"/>
-            <wp:effectExtent l="0" t="0" r="4445" b="0"/>
-            <wp:docPr id="5" name="Рисунок 5"/>
+          <wp:inline distT="0" distB="0" distL="0" distR="0" wp14:anchorId="23CD8A8F" wp14:editId="298AD17B">
+            <wp:extent cx="5191125" cy="1260741"/>
+            <wp:effectExtent l="0" t="0" r="0" b="0"/>
+            <wp:docPr id="2" name="Рисунок 2"/>
             <wp:cNvGraphicFramePr>
               <a:graphicFrameLocks xmlns:a="http://schemas.openxmlformats.org/drawingml/2006/main" noChangeAspect="1"/>
             </wp:cNvGraphicFramePr>
@@ -1034,7 +891,7 @@
                   <pic:spPr>
                     <a:xfrm>
                       <a:off x="0" y="0"/>
-                      <a:ext cx="3674032" cy="2004910"/>
+                      <a:ext cx="5275338" cy="1281193"/>
                     </a:xfrm>
                     <a:prstGeom prst="rect">
                       <a:avLst/>
@@ -1049,62 +906,26 @@
     </w:p>
     <w:p>
       <w:pPr>
-        <w:ind w:firstLine="708"/>
-        <w:rPr>
-          <w:rFonts w:ascii="Times New Roman" w:hAnsi="Times New Roman" w:cs="Times New Roman"/>
-          <w:sz w:val="28"/>
-          <w:szCs w:val="28"/>
-        </w:rPr>
-      </w:pPr>
-      <w:r>
-        <w:rPr>
-          <w:rFonts w:ascii="Times New Roman" w:hAnsi="Times New Roman" w:cs="Times New Roman"/>
-          <w:sz w:val="28"/>
-          <w:szCs w:val="28"/>
-        </w:rPr>
-        <w:t xml:space="preserve">4. Примените в запросах предикаты BETWEEN, IN, LIKE (или ILIKE) и IS NULL — каждый хотя бы один раз. </w:t>
-      </w:r>
-    </w:p>
-    <w:p>
-      <w:pPr>
-        <w:rPr>
-          <w:rFonts w:ascii="Times New Roman" w:hAnsi="Times New Roman" w:cs="Times New Roman"/>
-          <w:sz w:val="28"/>
-          <w:szCs w:val="28"/>
-        </w:rPr>
-      </w:pPr>
-      <w:r>
-        <w:rPr>
-          <w:rFonts w:ascii="Times New Roman" w:hAnsi="Times New Roman" w:cs="Times New Roman"/>
-          <w:sz w:val="28"/>
-          <w:szCs w:val="28"/>
-        </w:rPr>
-        <w:t>Назначение: продемонстрировать работу предикатов BETWEEN, IN, ILIKE и IS NULL в одном запросе.</w:t>
-      </w:r>
-    </w:p>
-    <w:p>
-      <w:pPr>
         <w:jc w:val="center"/>
         <w:rPr>
           <w:rFonts w:ascii="Times New Roman" w:hAnsi="Times New Roman" w:cs="Times New Roman"/>
-          <w:b/>
-          <w:sz w:val="28"/>
-          <w:szCs w:val="28"/>
-        </w:rPr>
-      </w:pPr>
-      <w:r>
-        <w:rPr>
-          <w:rFonts w:ascii="Times New Roman" w:hAnsi="Times New Roman" w:cs="Times New Roman"/>
-          <w:b/>
+          <w:sz w:val="28"/>
+          <w:szCs w:val="28"/>
+        </w:rPr>
+      </w:pPr>
+      <w:r>
+        <w:rPr>
+          <w:rFonts w:ascii="Times New Roman" w:hAnsi="Times New Roman" w:cs="Times New Roman"/>
           <w:noProof/>
           <w:sz w:val="28"/>
           <w:szCs w:val="28"/>
         </w:rPr>
+        <w:lastRenderedPageBreak/>
         <w:drawing>
-          <wp:inline distT="0" distB="0" distL="0" distR="0" wp14:anchorId="5CEB7CE2" wp14:editId="124C2776">
-            <wp:extent cx="4810125" cy="1570296"/>
-            <wp:effectExtent l="0" t="0" r="0" b="0"/>
-            <wp:docPr id="6" name="Рисунок 6"/>
+          <wp:inline distT="0" distB="0" distL="0" distR="0" wp14:anchorId="7AAAA8A4" wp14:editId="42890B18">
+            <wp:extent cx="3577392" cy="2226811"/>
+            <wp:effectExtent l="0" t="0" r="4445" b="2540"/>
+            <wp:docPr id="3" name="Рисунок 3"/>
             <wp:cNvGraphicFramePr>
               <a:graphicFrameLocks xmlns:a="http://schemas.openxmlformats.org/drawingml/2006/main" noChangeAspect="1"/>
             </wp:cNvGraphicFramePr>
@@ -1124,7 +945,7 @@
                   <pic:spPr>
                     <a:xfrm>
                       <a:off x="0" y="0"/>
-                      <a:ext cx="4842187" cy="1580763"/>
+                      <a:ext cx="3617051" cy="2251498"/>
                     </a:xfrm>
                     <a:prstGeom prst="rect">
                       <a:avLst/>
@@ -1139,28 +960,68 @@
     </w:p>
     <w:p>
       <w:pPr>
+        <w:ind w:firstLine="708"/>
+        <w:rPr>
+          <w:rFonts w:ascii="Times New Roman" w:hAnsi="Times New Roman" w:cs="Times New Roman"/>
+          <w:sz w:val="28"/>
+          <w:szCs w:val="28"/>
+        </w:rPr>
+      </w:pPr>
+      <w:r>
+        <w:rPr>
+          <w:rFonts w:ascii="Times New Roman" w:hAnsi="Times New Roman" w:cs="Times New Roman"/>
+          <w:sz w:val="28"/>
+          <w:szCs w:val="28"/>
+        </w:rPr>
+        <w:t xml:space="preserve">3. </w:t>
+      </w:r>
+      <w:r>
+        <w:rPr>
+          <w:rFonts w:ascii="Times New Roman" w:hAnsi="Times New Roman" w:cs="Times New Roman"/>
+          <w:sz w:val="28"/>
+          <w:szCs w:val="28"/>
+        </w:rPr>
+        <w:t xml:space="preserve">Напишите запрос с фильтрацией по нескольким условиям, объединённым AND и OR со скобками. </w:t>
+      </w:r>
+    </w:p>
+    <w:p>
+      <w:pPr>
+        <w:rPr>
+          <w:rFonts w:ascii="Times New Roman" w:hAnsi="Times New Roman" w:cs="Times New Roman"/>
+          <w:sz w:val="28"/>
+          <w:szCs w:val="28"/>
+        </w:rPr>
+      </w:pPr>
+      <w:r>
+        <w:rPr>
+          <w:rFonts w:ascii="Times New Roman" w:hAnsi="Times New Roman" w:cs="Times New Roman"/>
+          <w:sz w:val="28"/>
+          <w:szCs w:val="28"/>
+        </w:rPr>
+        <w:t>Назначение: выбрать активные товары, которые либо стоят дороже 5000, либо относятся к указанным категориям.</w:t>
+      </w:r>
+    </w:p>
+    <w:p>
+      <w:pPr>
         <w:jc w:val="center"/>
         <w:rPr>
           <w:rFonts w:ascii="Times New Roman" w:hAnsi="Times New Roman" w:cs="Times New Roman"/>
-          <w:b/>
-          <w:sz w:val="28"/>
-          <w:szCs w:val="28"/>
-        </w:rPr>
-      </w:pPr>
-      <w:r>
-        <w:rPr>
-          <w:rFonts w:ascii="Times New Roman" w:hAnsi="Times New Roman" w:cs="Times New Roman"/>
-          <w:b/>
+          <w:sz w:val="28"/>
+          <w:szCs w:val="28"/>
+        </w:rPr>
+      </w:pPr>
+      <w:r>
+        <w:rPr>
+          <w:rFonts w:ascii="Times New Roman" w:hAnsi="Times New Roman" w:cs="Times New Roman"/>
           <w:noProof/>
           <w:sz w:val="28"/>
           <w:szCs w:val="28"/>
         </w:rPr>
-        <w:lastRenderedPageBreak/>
         <w:drawing>
-          <wp:inline distT="0" distB="0" distL="0" distR="0" wp14:anchorId="7C98A9B1" wp14:editId="7944692F">
-            <wp:extent cx="4095767" cy="3327400"/>
-            <wp:effectExtent l="0" t="0" r="0" b="6350"/>
-            <wp:docPr id="11" name="Рисунок 11"/>
+          <wp:inline distT="0" distB="0" distL="0" distR="0" wp14:anchorId="344D166C" wp14:editId="692D98A3">
+            <wp:extent cx="4908550" cy="1327486"/>
+            <wp:effectExtent l="0" t="0" r="6350" b="6350"/>
+            <wp:docPr id="4" name="Рисунок 4"/>
             <wp:cNvGraphicFramePr>
               <a:graphicFrameLocks xmlns:a="http://schemas.openxmlformats.org/drawingml/2006/main" noChangeAspect="1"/>
             </wp:cNvGraphicFramePr>
@@ -1180,7 +1041,7 @@
                   <pic:spPr>
                     <a:xfrm>
                       <a:off x="0" y="0"/>
-                      <a:ext cx="4179944" cy="3395786"/>
+                      <a:ext cx="5088541" cy="1376163"/>
                     </a:xfrm>
                     <a:prstGeom prst="rect">
                       <a:avLst/>
@@ -1195,41 +1056,6 @@
     </w:p>
     <w:p>
       <w:pPr>
-        <w:ind w:firstLine="708"/>
-        <w:rPr>
-          <w:rFonts w:ascii="Times New Roman" w:hAnsi="Times New Roman" w:cs="Times New Roman"/>
-          <w:sz w:val="28"/>
-          <w:szCs w:val="28"/>
-        </w:rPr>
-      </w:pPr>
-      <w:r>
-        <w:rPr>
-          <w:rFonts w:ascii="Times New Roman" w:hAnsi="Times New Roman" w:cs="Times New Roman"/>
-          <w:sz w:val="28"/>
-          <w:szCs w:val="28"/>
-        </w:rPr>
-        <w:t xml:space="preserve">5. Напишите запрос с сортировкой по двум столбцам в разных направлениях. </w:t>
-      </w:r>
-    </w:p>
-    <w:p>
-      <w:pPr>
-        <w:rPr>
-          <w:rFonts w:ascii="Times New Roman" w:hAnsi="Times New Roman" w:cs="Times New Roman"/>
-          <w:sz w:val="28"/>
-          <w:szCs w:val="28"/>
-        </w:rPr>
-      </w:pPr>
-      <w:r>
-        <w:rPr>
-          <w:rFonts w:ascii="Times New Roman" w:hAnsi="Times New Roman" w:cs="Times New Roman"/>
-          <w:sz w:val="28"/>
-          <w:szCs w:val="28"/>
-        </w:rPr>
-        <w:t>Назначение: отсортировать товары по убыванию цены, а при одинаковой цене - по возрастанию названия.</w:t>
-      </w:r>
-    </w:p>
-    <w:p>
-      <w:pPr>
         <w:jc w:val="center"/>
         <w:rPr>
           <w:rFonts w:ascii="Times New Roman" w:hAnsi="Times New Roman" w:cs="Times New Roman"/>
@@ -1245,10 +1071,10 @@
           <w:szCs w:val="28"/>
         </w:rPr>
         <w:drawing>
-          <wp:inline distT="0" distB="0" distL="0" distR="0" wp14:anchorId="1ADA7753" wp14:editId="66690926">
-            <wp:extent cx="4170045" cy="1300716"/>
-            <wp:effectExtent l="0" t="0" r="1905" b="0"/>
-            <wp:docPr id="7" name="Рисунок 7"/>
+          <wp:inline distT="0" distB="0" distL="0" distR="0" wp14:anchorId="3FEB7F25" wp14:editId="6C08D1FB">
+            <wp:extent cx="3634433" cy="1983301"/>
+            <wp:effectExtent l="0" t="0" r="4445" b="0"/>
+            <wp:docPr id="5" name="Рисунок 5"/>
             <wp:cNvGraphicFramePr>
               <a:graphicFrameLocks xmlns:a="http://schemas.openxmlformats.org/drawingml/2006/main" noChangeAspect="1"/>
             </wp:cNvGraphicFramePr>
@@ -1268,7 +1094,7 @@
                   <pic:spPr>
                     <a:xfrm>
                       <a:off x="0" y="0"/>
-                      <a:ext cx="4415538" cy="1377290"/>
+                      <a:ext cx="3674032" cy="2004910"/>
                     </a:xfrm>
                     <a:prstGeom prst="rect">
                       <a:avLst/>
@@ -1283,25 +1109,63 @@
     </w:p>
     <w:p>
       <w:pPr>
+        <w:ind w:firstLine="708"/>
+        <w:rPr>
+          <w:rFonts w:ascii="Times New Roman" w:hAnsi="Times New Roman" w:cs="Times New Roman"/>
+          <w:sz w:val="28"/>
+          <w:szCs w:val="28"/>
+        </w:rPr>
+      </w:pPr>
+      <w:r>
+        <w:rPr>
+          <w:rFonts w:ascii="Times New Roman" w:hAnsi="Times New Roman" w:cs="Times New Roman"/>
+          <w:sz w:val="28"/>
+          <w:szCs w:val="28"/>
+        </w:rPr>
+        <w:t xml:space="preserve">4. Примените в запросах предикаты BETWEEN, IN, LIKE (или ILIKE) и IS NULL — каждый хотя бы один раз. </w:t>
+      </w:r>
+    </w:p>
+    <w:p>
+      <w:pPr>
+        <w:rPr>
+          <w:rFonts w:ascii="Times New Roman" w:hAnsi="Times New Roman" w:cs="Times New Roman"/>
+          <w:sz w:val="28"/>
+          <w:szCs w:val="28"/>
+        </w:rPr>
+      </w:pPr>
+      <w:r>
+        <w:rPr>
+          <w:rFonts w:ascii="Times New Roman" w:hAnsi="Times New Roman" w:cs="Times New Roman"/>
+          <w:sz w:val="28"/>
+          <w:szCs w:val="28"/>
+        </w:rPr>
+        <w:t>Назначение: продемонстрировать работу предикатов BETWEEN, IN, ILIKE и IS NULL в одном запросе.</w:t>
+      </w:r>
+    </w:p>
+    <w:p>
+      <w:pPr>
         <w:jc w:val="center"/>
         <w:rPr>
           <w:rFonts w:ascii="Times New Roman" w:hAnsi="Times New Roman" w:cs="Times New Roman"/>
-          <w:sz w:val="28"/>
-          <w:szCs w:val="28"/>
-        </w:rPr>
-      </w:pPr>
-      <w:r>
-        <w:rPr>
-          <w:rFonts w:ascii="Times New Roman" w:hAnsi="Times New Roman" w:cs="Times New Roman"/>
+          <w:b/>
+          <w:sz w:val="28"/>
+          <w:szCs w:val="28"/>
+        </w:rPr>
+      </w:pPr>
+      <w:r>
+        <w:rPr>
+          <w:rFonts w:ascii="Times New Roman" w:hAnsi="Times New Roman" w:cs="Times New Roman"/>
+          <w:b/>
           <w:noProof/>
           <w:sz w:val="28"/>
           <w:szCs w:val="28"/>
         </w:rPr>
+        <w:lastRenderedPageBreak/>
         <w:drawing>
-          <wp:inline distT="0" distB="0" distL="0" distR="0" wp14:anchorId="563628F3" wp14:editId="1CAB07F2">
-            <wp:extent cx="4047233" cy="1955045"/>
-            <wp:effectExtent l="0" t="0" r="0" b="7620"/>
-            <wp:docPr id="8" name="Рисунок 8"/>
+          <wp:inline distT="0" distB="0" distL="0" distR="0" wp14:anchorId="5CEB7CE2" wp14:editId="124C2776">
+            <wp:extent cx="4810125" cy="1570296"/>
+            <wp:effectExtent l="0" t="0" r="0" b="0"/>
+            <wp:docPr id="6" name="Рисунок 6"/>
             <wp:cNvGraphicFramePr>
               <a:graphicFrameLocks xmlns:a="http://schemas.openxmlformats.org/drawingml/2006/main" noChangeAspect="1"/>
             </wp:cNvGraphicFramePr>
@@ -1321,7 +1185,7 @@
                   <pic:spPr>
                     <a:xfrm>
                       <a:off x="0" y="0"/>
-                      <a:ext cx="4126029" cy="1993108"/>
+                      <a:ext cx="4842187" cy="1580763"/>
                     </a:xfrm>
                     <a:prstGeom prst="rect">
                       <a:avLst/>
@@ -1336,61 +1200,27 @@
     </w:p>
     <w:p>
       <w:pPr>
-        <w:ind w:firstLine="708"/>
-        <w:rPr>
-          <w:rFonts w:ascii="Times New Roman" w:hAnsi="Times New Roman" w:cs="Times New Roman"/>
-          <w:sz w:val="28"/>
-          <w:szCs w:val="28"/>
-        </w:rPr>
-      </w:pPr>
-      <w:r>
-        <w:rPr>
-          <w:rFonts w:ascii="Times New Roman" w:hAnsi="Times New Roman" w:cs="Times New Roman"/>
-          <w:sz w:val="28"/>
-          <w:szCs w:val="28"/>
-        </w:rPr>
-        <w:t xml:space="preserve">6. Реализуйте постраничный вывод товаров с помощью LIMIT и OFFSET. </w:t>
-      </w:r>
-    </w:p>
-    <w:p>
-      <w:pPr>
-        <w:rPr>
-          <w:rFonts w:ascii="Times New Roman" w:hAnsi="Times New Roman" w:cs="Times New Roman"/>
-          <w:sz w:val="28"/>
-          <w:szCs w:val="28"/>
-        </w:rPr>
-      </w:pPr>
-      <w:r>
-        <w:rPr>
-          <w:rFonts w:ascii="Times New Roman" w:hAnsi="Times New Roman" w:cs="Times New Roman"/>
-          <w:sz w:val="28"/>
-          <w:szCs w:val="28"/>
-        </w:rPr>
-        <w:t>Назначение: реализовать вывод второй страницы товаров (по 10 записей на страницу) с помощью LIMIT и OFFSET.</w:t>
-      </w:r>
-    </w:p>
-    <w:p>
-      <w:pPr>
         <w:jc w:val="center"/>
         <w:rPr>
           <w:rFonts w:ascii="Times New Roman" w:hAnsi="Times New Roman" w:cs="Times New Roman"/>
-          <w:sz w:val="28"/>
-          <w:szCs w:val="28"/>
-        </w:rPr>
-      </w:pPr>
-      <w:r>
-        <w:rPr>
-          <w:rFonts w:ascii="Times New Roman" w:hAnsi="Times New Roman" w:cs="Times New Roman"/>
+          <w:b/>
+          <w:sz w:val="28"/>
+          <w:szCs w:val="28"/>
+        </w:rPr>
+      </w:pPr>
+      <w:r>
+        <w:rPr>
+          <w:rFonts w:ascii="Times New Roman" w:hAnsi="Times New Roman" w:cs="Times New Roman"/>
+          <w:b/>
           <w:noProof/>
           <w:sz w:val="28"/>
           <w:szCs w:val="28"/>
         </w:rPr>
-        <w:lastRenderedPageBreak/>
         <w:drawing>
-          <wp:inline distT="0" distB="0" distL="0" distR="0" wp14:anchorId="69BF4E26" wp14:editId="605687DC">
-            <wp:extent cx="3937000" cy="1640417"/>
-            <wp:effectExtent l="0" t="0" r="6350" b="0"/>
-            <wp:docPr id="9" name="Рисунок 9"/>
+          <wp:inline distT="0" distB="0" distL="0" distR="0" wp14:anchorId="7C98A9B1" wp14:editId="7944692F">
+            <wp:extent cx="4095767" cy="3327400"/>
+            <wp:effectExtent l="0" t="0" r="0" b="6350"/>
+            <wp:docPr id="11" name="Рисунок 11"/>
             <wp:cNvGraphicFramePr>
               <a:graphicFrameLocks xmlns:a="http://schemas.openxmlformats.org/drawingml/2006/main" noChangeAspect="1"/>
             </wp:cNvGraphicFramePr>
@@ -1410,7 +1240,7 @@
                   <pic:spPr>
                     <a:xfrm>
                       <a:off x="0" y="0"/>
-                      <a:ext cx="3975818" cy="1656591"/>
+                      <a:ext cx="4179944" cy="3395786"/>
                     </a:xfrm>
                     <a:prstGeom prst="rect">
                       <a:avLst/>
@@ -1425,6 +1255,41 @@
     </w:p>
     <w:p>
       <w:pPr>
+        <w:ind w:firstLine="708"/>
+        <w:rPr>
+          <w:rFonts w:ascii="Times New Roman" w:hAnsi="Times New Roman" w:cs="Times New Roman"/>
+          <w:sz w:val="28"/>
+          <w:szCs w:val="28"/>
+        </w:rPr>
+      </w:pPr>
+      <w:r>
+        <w:rPr>
+          <w:rFonts w:ascii="Times New Roman" w:hAnsi="Times New Roman" w:cs="Times New Roman"/>
+          <w:sz w:val="28"/>
+          <w:szCs w:val="28"/>
+        </w:rPr>
+        <w:t xml:space="preserve">5. Напишите запрос с сортировкой по двум столбцам в разных направлениях. </w:t>
+      </w:r>
+    </w:p>
+    <w:p>
+      <w:pPr>
+        <w:rPr>
+          <w:rFonts w:ascii="Times New Roman" w:hAnsi="Times New Roman" w:cs="Times New Roman"/>
+          <w:sz w:val="28"/>
+          <w:szCs w:val="28"/>
+        </w:rPr>
+      </w:pPr>
+      <w:r>
+        <w:rPr>
+          <w:rFonts w:ascii="Times New Roman" w:hAnsi="Times New Roman" w:cs="Times New Roman"/>
+          <w:sz w:val="28"/>
+          <w:szCs w:val="28"/>
+        </w:rPr>
+        <w:t>Назначение: отсортировать товары по убыванию цены, а при одинаковой цене - по возрастанию названия.</w:t>
+      </w:r>
+    </w:p>
+    <w:p>
+      <w:pPr>
         <w:jc w:val="center"/>
         <w:rPr>
           <w:rFonts w:ascii="Times New Roman" w:hAnsi="Times New Roman" w:cs="Times New Roman"/>
@@ -1440,10 +1305,10 @@
           <w:szCs w:val="28"/>
         </w:rPr>
         <w:drawing>
-          <wp:inline distT="0" distB="0" distL="0" distR="0" wp14:anchorId="3B91F42C" wp14:editId="46B315E6">
-            <wp:extent cx="3879850" cy="2268958"/>
-            <wp:effectExtent l="0" t="0" r="6350" b="0"/>
-            <wp:docPr id="10" name="Рисунок 10"/>
+          <wp:inline distT="0" distB="0" distL="0" distR="0" wp14:anchorId="1ADA7753" wp14:editId="66690926">
+            <wp:extent cx="4170045" cy="1300716"/>
+            <wp:effectExtent l="0" t="0" r="1905" b="0"/>
+            <wp:docPr id="7" name="Рисунок 7"/>
             <wp:cNvGraphicFramePr>
               <a:graphicFrameLocks xmlns:a="http://schemas.openxmlformats.org/drawingml/2006/main" noChangeAspect="1"/>
             </wp:cNvGraphicFramePr>
@@ -1463,6 +1328,201 @@
                   <pic:spPr>
                     <a:xfrm>
                       <a:off x="0" y="0"/>
+                      <a:ext cx="4415538" cy="1377290"/>
+                    </a:xfrm>
+                    <a:prstGeom prst="rect">
+                      <a:avLst/>
+                    </a:prstGeom>
+                  </pic:spPr>
+                </pic:pic>
+              </a:graphicData>
+            </a:graphic>
+          </wp:inline>
+        </w:drawing>
+      </w:r>
+    </w:p>
+    <w:p>
+      <w:pPr>
+        <w:jc w:val="center"/>
+        <w:rPr>
+          <w:rFonts w:ascii="Times New Roman" w:hAnsi="Times New Roman" w:cs="Times New Roman"/>
+          <w:sz w:val="28"/>
+          <w:szCs w:val="28"/>
+        </w:rPr>
+      </w:pPr>
+      <w:r>
+        <w:rPr>
+          <w:rFonts w:ascii="Times New Roman" w:hAnsi="Times New Roman" w:cs="Times New Roman"/>
+          <w:noProof/>
+          <w:sz w:val="28"/>
+          <w:szCs w:val="28"/>
+        </w:rPr>
+        <w:lastRenderedPageBreak/>
+        <w:drawing>
+          <wp:inline distT="0" distB="0" distL="0" distR="0" wp14:anchorId="563628F3" wp14:editId="1CAB07F2">
+            <wp:extent cx="4047233" cy="1955045"/>
+            <wp:effectExtent l="0" t="0" r="0" b="7620"/>
+            <wp:docPr id="8" name="Рисунок 8"/>
+            <wp:cNvGraphicFramePr>
+              <a:graphicFrameLocks xmlns:a="http://schemas.openxmlformats.org/drawingml/2006/main" noChangeAspect="1"/>
+            </wp:cNvGraphicFramePr>
+            <a:graphic xmlns:a="http://schemas.openxmlformats.org/drawingml/2006/main">
+              <a:graphicData uri="http://schemas.openxmlformats.org/drawingml/2006/picture">
+                <pic:pic xmlns:pic="http://schemas.openxmlformats.org/drawingml/2006/picture">
+                  <pic:nvPicPr>
+                    <pic:cNvPr id="1" name=""/>
+                    <pic:cNvPicPr/>
+                  </pic:nvPicPr>
+                  <pic:blipFill>
+                    <a:blip r:embed="rId15"/>
+                    <a:stretch>
+                      <a:fillRect/>
+                    </a:stretch>
+                  </pic:blipFill>
+                  <pic:spPr>
+                    <a:xfrm>
+                      <a:off x="0" y="0"/>
+                      <a:ext cx="4126029" cy="1993108"/>
+                    </a:xfrm>
+                    <a:prstGeom prst="rect">
+                      <a:avLst/>
+                    </a:prstGeom>
+                  </pic:spPr>
+                </pic:pic>
+              </a:graphicData>
+            </a:graphic>
+          </wp:inline>
+        </w:drawing>
+      </w:r>
+    </w:p>
+    <w:p>
+      <w:pPr>
+        <w:ind w:firstLine="708"/>
+        <w:rPr>
+          <w:rFonts w:ascii="Times New Roman" w:hAnsi="Times New Roman" w:cs="Times New Roman"/>
+          <w:sz w:val="28"/>
+          <w:szCs w:val="28"/>
+        </w:rPr>
+      </w:pPr>
+      <w:r>
+        <w:rPr>
+          <w:rFonts w:ascii="Times New Roman" w:hAnsi="Times New Roman" w:cs="Times New Roman"/>
+          <w:sz w:val="28"/>
+          <w:szCs w:val="28"/>
+        </w:rPr>
+        <w:t xml:space="preserve">6. Реализуйте постраничный вывод товаров с помощью LIMIT и OFFSET. </w:t>
+      </w:r>
+    </w:p>
+    <w:p>
+      <w:pPr>
+        <w:rPr>
+          <w:rFonts w:ascii="Times New Roman" w:hAnsi="Times New Roman" w:cs="Times New Roman"/>
+          <w:sz w:val="28"/>
+          <w:szCs w:val="28"/>
+        </w:rPr>
+      </w:pPr>
+      <w:r>
+        <w:rPr>
+          <w:rFonts w:ascii="Times New Roman" w:hAnsi="Times New Roman" w:cs="Times New Roman"/>
+          <w:sz w:val="28"/>
+          <w:szCs w:val="28"/>
+        </w:rPr>
+        <w:t>Назначение: реализовать вывод второй страницы товаров (по 10 записей на страницу) с помощью LIMIT и OFFSET.</w:t>
+      </w:r>
+    </w:p>
+    <w:p>
+      <w:pPr>
+        <w:jc w:val="center"/>
+        <w:rPr>
+          <w:rFonts w:ascii="Times New Roman" w:hAnsi="Times New Roman" w:cs="Times New Roman"/>
+          <w:sz w:val="28"/>
+          <w:szCs w:val="28"/>
+        </w:rPr>
+      </w:pPr>
+      <w:r>
+        <w:rPr>
+          <w:rFonts w:ascii="Times New Roman" w:hAnsi="Times New Roman" w:cs="Times New Roman"/>
+          <w:noProof/>
+          <w:sz w:val="28"/>
+          <w:szCs w:val="28"/>
+        </w:rPr>
+        <w:drawing>
+          <wp:inline distT="0" distB="0" distL="0" distR="0" wp14:anchorId="69BF4E26" wp14:editId="605687DC">
+            <wp:extent cx="3937000" cy="1640417"/>
+            <wp:effectExtent l="0" t="0" r="6350" b="0"/>
+            <wp:docPr id="9" name="Рисунок 9"/>
+            <wp:cNvGraphicFramePr>
+              <a:graphicFrameLocks xmlns:a="http://schemas.openxmlformats.org/drawingml/2006/main" noChangeAspect="1"/>
+            </wp:cNvGraphicFramePr>
+            <a:graphic xmlns:a="http://schemas.openxmlformats.org/drawingml/2006/main">
+              <a:graphicData uri="http://schemas.openxmlformats.org/drawingml/2006/picture">
+                <pic:pic xmlns:pic="http://schemas.openxmlformats.org/drawingml/2006/picture">
+                  <pic:nvPicPr>
+                    <pic:cNvPr id="1" name=""/>
+                    <pic:cNvPicPr/>
+                  </pic:nvPicPr>
+                  <pic:blipFill>
+                    <a:blip r:embed="rId16"/>
+                    <a:stretch>
+                      <a:fillRect/>
+                    </a:stretch>
+                  </pic:blipFill>
+                  <pic:spPr>
+                    <a:xfrm>
+                      <a:off x="0" y="0"/>
+                      <a:ext cx="3975818" cy="1656591"/>
+                    </a:xfrm>
+                    <a:prstGeom prst="rect">
+                      <a:avLst/>
+                    </a:prstGeom>
+                  </pic:spPr>
+                </pic:pic>
+              </a:graphicData>
+            </a:graphic>
+          </wp:inline>
+        </w:drawing>
+      </w:r>
+    </w:p>
+    <w:p>
+      <w:pPr>
+        <w:jc w:val="center"/>
+        <w:rPr>
+          <w:rFonts w:ascii="Times New Roman" w:hAnsi="Times New Roman" w:cs="Times New Roman"/>
+          <w:sz w:val="28"/>
+          <w:szCs w:val="28"/>
+        </w:rPr>
+      </w:pPr>
+      <w:r>
+        <w:rPr>
+          <w:rFonts w:ascii="Times New Roman" w:hAnsi="Times New Roman" w:cs="Times New Roman"/>
+          <w:noProof/>
+          <w:sz w:val="28"/>
+          <w:szCs w:val="28"/>
+        </w:rPr>
+        <w:drawing>
+          <wp:inline distT="0" distB="0" distL="0" distR="0" wp14:anchorId="3B91F42C" wp14:editId="46B315E6">
+            <wp:extent cx="3879850" cy="2268958"/>
+            <wp:effectExtent l="0" t="0" r="6350" b="0"/>
+            <wp:docPr id="10" name="Рисунок 10"/>
+            <wp:cNvGraphicFramePr>
+              <a:graphicFrameLocks xmlns:a="http://schemas.openxmlformats.org/drawingml/2006/main" noChangeAspect="1"/>
+            </wp:cNvGraphicFramePr>
+            <a:graphic xmlns:a="http://schemas.openxmlformats.org/drawingml/2006/main">
+              <a:graphicData uri="http://schemas.openxmlformats.org/drawingml/2006/picture">
+                <pic:pic xmlns:pic="http://schemas.openxmlformats.org/drawingml/2006/picture">
+                  <pic:nvPicPr>
+                    <pic:cNvPr id="1" name=""/>
+                    <pic:cNvPicPr/>
+                  </pic:nvPicPr>
+                  <pic:blipFill>
+                    <a:blip r:embed="rId17"/>
+                    <a:stretch>
+                      <a:fillRect/>
+                    </a:stretch>
+                  </pic:blipFill>
+                  <pic:spPr>
+                    <a:xfrm>
+                      <a:off x="0" y="0"/>
                       <a:ext cx="3918817" cy="2291746"/>
                     </a:xfrm>
                     <a:prstGeom prst="rect">
@@ -1496,8 +1556,6 @@
         </w:rPr>
         <w:t xml:space="preserve">Вывод: </w:t>
       </w:r>
-      <w:bookmarkStart w:id="0" w:name="_GoBack"/>
-      <w:bookmarkEnd w:id="0"/>
       <w:r>
         <w:rPr>
           <w:rFonts w:ascii="Times New Roman" w:hAnsi="Times New Roman" w:cs="Times New Roman"/>
@@ -1558,7 +1616,16 @@
           <w:sz w:val="28"/>
           <w:szCs w:val="28"/>
         </w:rPr>
-        <w:t xml:space="preserve"> добавлено по 1000 строк. Выполнены запросы на выборку данных с применением DISTINCT, псевдонимов столбцов, фильтрации (AND, OR, скобки), предикатов BETWEEN, IN, ILIKE, IS NULL, сортировки по нескольким столбцам и постраничного вывода через LIMIT и OFFSET. Полученные навыки позволяют эффективно извлекать и фильтровать данные из реляционных таблиц.</w:t>
+        <w:t xml:space="preserve"> добавлено по 1000 строк. Выполнены запросы на выборку данных с применением DISTINCT, псевдонимов столбцов, фильтрации (AND, OR, скобки), предикатов BETWEEN, IN, ILIKE, IS NULL, сортировки по нескольким столбцам и постраничного вывода через LIMIT и OFFSET. Полученные навыки </w:t>
+      </w:r>
+      <w:r>
+        <w:rPr>
+          <w:rFonts w:ascii="Times New Roman" w:hAnsi="Times New Roman" w:cs="Times New Roman"/>
+          <w:sz w:val="28"/>
+          <w:szCs w:val="28"/>
+        </w:rPr>
+        <w:lastRenderedPageBreak/>
+        <w:t>позволяют эффективно извлекать и фильтровать данные из реляционных таблиц.</w:t>
       </w:r>
     </w:p>
     <w:p>
@@ -1587,6 +1654,56 @@
     </w:sectPr>
   </w:body>
 </w:document>
+</file>
+
+<file path=word/endnotes.xml><?xml version="1.0" encoding="utf-8"?>
+<w:endnotes xmlns:wpc="http://schemas.microsoft.com/office/word/2010/wordprocessingCanvas" xmlns:cx="http://schemas.microsoft.com/office/drawing/2014/chartex" xmlns:cx1="http://schemas.microsoft.com/office/drawing/2015/9/8/chartex" xmlns:cx2="http://schemas.microsoft.com/office/drawing/2015/10/21/chartex" xmlns:cx3="http://schemas.microsoft.com/office/drawing/2016/5/9/chartex" xmlns:cx4="http://schemas.microsoft.com/office/drawing/2016/5/10/chartex" xmlns:cx5="http://schemas.microsoft.com/office/drawing/2016/5/11/chartex" xmlns:cx6="http://schemas.microsoft.com/office/drawing/2016/5/12/chartex" xmlns:cx7="http://schemas.microsoft.com/office/drawing/2016/5/13/chartex" xmlns:cx8="http://schemas.microsoft.com/office/drawing/2016/5/14/chartex" xmlns:mc="http://schemas.openxmlformats.org/markup-compatibility/2006" xmlns:aink="http://schemas.microsoft.com/office/drawing/2016/ink" xmlns:am3d="http://schemas.microsoft.com/office/drawing/2017/model3d" xmlns:o="urn:schemas-microsoft-com:office:office" xmlns:r="http://schemas.openxmlformats.org/officeDocument/2006/relationships" xmlns:m="http://schemas.openxmlformats.org/officeDocument/2006/math" xmlns:v="urn:schemas-microsoft-com:vml" xmlns:wp14="http://schemas.microsoft.com/office/word/2010/wordprocessingDrawing" xmlns:wp="http://schemas.openxmlformats.org/drawingml/2006/wordprocessingDrawing" xmlns:w10="urn:schemas-microsoft-com:office:word" xmlns:w="http://schemas.openxmlformats.org/wordprocessingml/2006/main" xmlns:w14="http://schemas.microsoft.com/office/word/2010/wordml" xmlns:w15="http://schemas.microsoft.com/office/word/2012/wordml" xmlns:w16cid="http://schemas.microsoft.com/office/word/2016/wordml/cid" xmlns:w16se="http://schemas.microsoft.com/office/word/2015/wordml/symex" xmlns:wpg="http://schemas.microsoft.com/office/word/2010/wordprocessingGroup" xmlns:wpi="http://schemas.microsoft.com/office/word/2010/wordprocessingInk" xmlns:wne="http://schemas.microsoft.com/office/word/2006/wordml" xmlns:wps="http://schemas.microsoft.com/office/word/2010/wordprocessingShape" mc:Ignorable="w14 w15 w16se w16cid wp14">
+  <w:endnote w:type="separator" w:id="-1">
+    <w:p>
+      <w:pPr>
+        <w:spacing w:after="0" w:line="240" w:lineRule="auto"/>
+      </w:pPr>
+      <w:r>
+        <w:separator/>
+      </w:r>
+    </w:p>
+  </w:endnote>
+  <w:endnote w:type="continuationSeparator" w:id="0">
+    <w:p>
+      <w:pPr>
+        <w:spacing w:after="0" w:line="240" w:lineRule="auto"/>
+      </w:pPr>
+      <w:r>
+        <w:continuationSeparator/>
+      </w:r>
+    </w:p>
+  </w:endnote>
+</w:endnotes>
+</file>
+
+<file path=word/footnotes.xml><?xml version="1.0" encoding="utf-8"?>
+<w:footnotes xmlns:wpc="http://schemas.microsoft.com/office/word/2010/wordprocessingCanvas" xmlns:cx="http://schemas.microsoft.com/office/drawing/2014/chartex" xmlns:cx1="http://schemas.microsoft.com/office/drawing/2015/9/8/chartex" xmlns:cx2="http://schemas.microsoft.com/office/drawing/2015/10/21/chartex" xmlns:cx3="http://schemas.microsoft.com/office/drawing/2016/5/9/chartex" xmlns:cx4="http://schemas.microsoft.com/office/drawing/2016/5/10/chartex" xmlns:cx5="http://schemas.microsoft.com/office/drawing/2016/5/11/chartex" xmlns:cx6="http://schemas.microsoft.com/office/drawing/2016/5/12/chartex" xmlns:cx7="http://schemas.microsoft.com/office/drawing/2016/5/13/chartex" xmlns:cx8="http://schemas.microsoft.com/office/drawing/2016/5/14/chartex" xmlns:mc="http://schemas.openxmlformats.org/markup-compatibility/2006" xmlns:aink="http://schemas.microsoft.com/office/drawing/2016/ink" xmlns:am3d="http://schemas.microsoft.com/office/drawing/2017/model3d" xmlns:o="urn:schemas-microsoft-com:office:office" xmlns:r="http://schemas.openxmlformats.org/officeDocument/2006/relationships" xmlns:m="http://schemas.openxmlformats.org/officeDocument/2006/math" xmlns:v="urn:schemas-microsoft-com:vml" xmlns:wp14="http://schemas.microsoft.com/office/word/2010/wordprocessingDrawing" xmlns:wp="http://schemas.openxmlformats.org/drawingml/2006/wordprocessingDrawing" xmlns:w10="urn:schemas-microsoft-com:office:word" xmlns:w="http://schemas.openxmlformats.org/wordprocessingml/2006/main" xmlns:w14="http://schemas.microsoft.com/office/word/2010/wordml" xmlns:w15="http://schemas.microsoft.com/office/word/2012/wordml" xmlns:w16cid="http://schemas.microsoft.com/office/word/2016/wordml/cid" xmlns:w16se="http://schemas.microsoft.com/office/word/2015/wordml/symex" xmlns:wpg="http://schemas.microsoft.com/office/word/2010/wordprocessingGroup" xmlns:wpi="http://schemas.microsoft.com/office/word/2010/wordprocessingInk" xmlns:wne="http://schemas.microsoft.com/office/word/2006/wordml" xmlns:wps="http://schemas.microsoft.com/office/word/2010/wordprocessingShape" mc:Ignorable="w14 w15 w16se w16cid wp14">
+  <w:footnote w:type="separator" w:id="-1">
+    <w:p>
+      <w:pPr>
+        <w:spacing w:after="0" w:line="240" w:lineRule="auto"/>
+      </w:pPr>
+      <w:r>
+        <w:separator/>
+      </w:r>
+    </w:p>
+  </w:footnote>
+  <w:footnote w:type="continuationSeparator" w:id="0">
+    <w:p>
+      <w:pPr>
+        <w:spacing w:after="0" w:line="240" w:lineRule="auto"/>
+      </w:pPr>
+      <w:r>
+        <w:continuationSeparator/>
+      </w:r>
+    </w:p>
+  </w:footnote>
+</w:footnotes>
 </file>
 
 <file path=word/styles.xml><?xml version="1.0" encoding="utf-8"?>
@@ -2042,6 +2159,7 @@
   <w:style w:type="character" w:default="1" w:styleId="a0">
     <w:name w:val="Default Paragraph Font"/>
     <w:uiPriority w:val="1"/>
+    <w:semiHidden/>
     <w:unhideWhenUsed/>
   </w:style>
   <w:style w:type="table" w:default="1" w:styleId="a1">
@@ -2103,6 +2221,50 @@
       <w:rFonts w:asciiTheme="majorHAnsi" w:eastAsiaTheme="majorEastAsia" w:hAnsiTheme="majorHAnsi" w:cstheme="majorBidi"/>
       <w:color w:val="1F3763" w:themeColor="accent1" w:themeShade="7F"/>
     </w:rPr>
+  </w:style>
+  <w:style w:type="paragraph" w:styleId="a4">
+    <w:name w:val="header"/>
+    <w:basedOn w:val="a"/>
+    <w:link w:val="a5"/>
+    <w:uiPriority w:val="99"/>
+    <w:unhideWhenUsed/>
+    <w:rsid w:val="00AF44E0"/>
+    <w:pPr>
+      <w:tabs>
+        <w:tab w:val="center" w:pos="4677"/>
+        <w:tab w:val="right" w:pos="9355"/>
+      </w:tabs>
+      <w:spacing w:after="0" w:line="240" w:lineRule="auto"/>
+    </w:pPr>
+  </w:style>
+  <w:style w:type="character" w:customStyle="1" w:styleId="a5">
+    <w:name w:val="Верхний колонтитул Знак"/>
+    <w:basedOn w:val="a0"/>
+    <w:link w:val="a4"/>
+    <w:uiPriority w:val="99"/>
+    <w:rsid w:val="00AF44E0"/>
+  </w:style>
+  <w:style w:type="paragraph" w:styleId="a6">
+    <w:name w:val="footer"/>
+    <w:basedOn w:val="a"/>
+    <w:link w:val="a7"/>
+    <w:uiPriority w:val="99"/>
+    <w:unhideWhenUsed/>
+    <w:rsid w:val="00AF44E0"/>
+    <w:pPr>
+      <w:tabs>
+        <w:tab w:val="center" w:pos="4677"/>
+        <w:tab w:val="right" w:pos="9355"/>
+      </w:tabs>
+      <w:spacing w:after="0" w:line="240" w:lineRule="auto"/>
+    </w:pPr>
+  </w:style>
+  <w:style w:type="character" w:customStyle="1" w:styleId="a7">
+    <w:name w:val="Нижний колонтитул Знак"/>
+    <w:basedOn w:val="a0"/>
+    <w:link w:val="a6"/>
+    <w:uiPriority w:val="99"/>
+    <w:rsid w:val="00AF44E0"/>
   </w:style>
 </w:styles>
 </file>
